--- a/exercises/Bài tập tổng hợp 10-15/Đề 2_1.docx
+++ b/exercises/Bài tập tổng hợp 10-15/Đề 2_1.docx
@@ -916,10 +916,19 @@
       <w:r>
         <w:rPr>
           <w:rFonts w:ascii="Times New Roman" w:eastAsia="Times New Roman" w:hAnsi="Times New Roman" w:cs="Times New Roman"/>
-          <w:kern w:val="0"/>
-          <w14:ligatures w14:val="none"/>
-        </w:rPr>
-        <w:t>C. is knocking</w:t>
+          <w:color w:val="EE0000"/>
+          <w:kern w:val="0"/>
+          <w14:ligatures w14:val="none"/>
+        </w:rPr>
+        <w:t>C</w:t>
+      </w:r>
+      <w:r>
+        <w:rPr>
+          <w:rFonts w:ascii="Times New Roman" w:eastAsia="Times New Roman" w:hAnsi="Times New Roman" w:cs="Times New Roman"/>
+          <w:kern w:val="0"/>
+          <w14:ligatures w14:val="none"/>
+        </w:rPr>
+        <w:t>. is knocking</w:t>
       </w:r>
     </w:p>
     <w:p>
@@ -5853,7 +5862,15 @@
           <w:kern w:val="0"/>
           <w14:ligatures w14:val="none"/>
         </w:rPr>
-        <w:t>Present Simple, Present Continuouse, Past Simple, Past Continuouse.</w:t>
+        <w:t>Present Simple, Present Continuous, Past Simple, Past Continuous</w:t>
+      </w:r>
+      <w:r>
+        <w:rPr>
+          <w:rFonts w:ascii="Times New Roman" w:eastAsia="Times New Roman" w:hAnsi="Times New Roman" w:cs="Times New Roman"/>
+          <w:kern w:val="0"/>
+          <w14:ligatures w14:val="none"/>
+        </w:rPr>
+        <w:t>.</w:t>
       </w:r>
     </w:p>
     <w:p>
@@ -5872,7 +5889,7 @@
           <w14:ligatures w14:val="none"/>
         </w:rPr>
         <w:pict w14:anchorId="0DA190EF">
-          <v:rect id="_x0000_i1087" style="width:0;height:1.5pt" o:hralign="center" o:hrstd="t" o:hr="t" fillcolor="#a0a0a0" stroked="f"/>
+          <v:rect id="_x0000_i1077" style="width:0;height:1.5pt" o:hralign="center" o:hrstd="t" o:hr="t" fillcolor="#a0a0a0" stroked="f"/>
         </w:pict>
       </w:r>
     </w:p>
@@ -6127,7 +6144,23 @@
           <w:kern w:val="0"/>
           <w14:ligatures w14:val="none"/>
         </w:rPr>
-        <w:t>They was playing football at 5 p.m. yesterday afternoon.</w:t>
+        <w:t>They w</w:t>
+      </w:r>
+      <w:r>
+        <w:rPr>
+          <w:rFonts w:ascii="Times New Roman" w:eastAsia="Times New Roman" w:hAnsi="Times New Roman" w:cs="Times New Roman"/>
+          <w:kern w:val="0"/>
+          <w14:ligatures w14:val="none"/>
+        </w:rPr>
+        <w:t>ere</w:t>
+      </w:r>
+      <w:r>
+        <w:rPr>
+          <w:rFonts w:ascii="Times New Roman" w:eastAsia="Times New Roman" w:hAnsi="Times New Roman" w:cs="Times New Roman"/>
+          <w:kern w:val="0"/>
+          <w14:ligatures w14:val="none"/>
+        </w:rPr>
+        <w:t xml:space="preserve"> playing football at 5 p.m. yesterday afternoon.</w:t>
       </w:r>
     </w:p>
     <w:p>
@@ -6146,7 +6179,7 @@
           <w14:ligatures w14:val="none"/>
         </w:rPr>
         <w:pict w14:anchorId="78473D68">
-          <v:rect id="_x0000_i1093" style="width:0;height:1.5pt" o:hralign="center" o:hrstd="t" o:hr="t" fillcolor="#a0a0a0" stroked="f"/>
+          <v:rect id="_x0000_i1078" style="width:0;height:1.5pt" o:hralign="center" o:hrstd="t" o:hr="t" fillcolor="#a0a0a0" stroked="f"/>
         </w:pict>
       </w:r>
     </w:p>
@@ -6394,7 +6427,7 @@
           <w14:ligatures w14:val="none"/>
         </w:rPr>
         <w:pict w14:anchorId="1DF080C6">
-          <v:rect id="_x0000_i1099" style="width:0;height:1.5pt" o:hralign="center" o:hrstd="t" o:hr="t" fillcolor="#a0a0a0" stroked="f"/>
+          <v:rect id="_x0000_i1079" style="width:0;height:1.5pt" o:hralign="center" o:hrstd="t" o:hr="t" fillcolor="#a0a0a0" stroked="f"/>
         </w:pict>
       </w:r>
     </w:p>
@@ -6441,7 +6474,7 @@
           <w14:ligatures w14:val="none"/>
         </w:rPr>
         <w:pict w14:anchorId="2E88FE34">
-          <v:rect id="_x0000_i1100" style="width:0;height:1.5pt" o:hralign="center" o:hrstd="t" o:hr="t" fillcolor="#a0a0a0" stroked="f"/>
+          <v:rect id="_x0000_i1080" style="width:0;height:1.5pt" o:hralign="center" o:hrstd="t" o:hr="t" fillcolor="#a0a0a0" stroked="f"/>
         </w:pict>
       </w:r>
     </w:p>
@@ -6808,7 +6841,7 @@
           <w14:ligatures w14:val="none"/>
         </w:rPr>
         <w:pict w14:anchorId="588CD54D">
-          <v:rect id="_x0000_i1101" style="width:0;height:1.5pt" o:hralign="center" o:hrstd="t" o:hr="t" fillcolor="#a0a0a0" stroked="f"/>
+          <v:rect id="_x0000_i1081" style="width:0;height:1.5pt" o:hralign="center" o:hrstd="t" o:hr="t" fillcolor="#a0a0a0" stroked="f"/>
         </w:pict>
       </w:r>
     </w:p>
@@ -7076,7 +7109,7 @@
           <w14:ligatures w14:val="none"/>
         </w:rPr>
         <w:pict w14:anchorId="2DDFBE98">
-          <v:rect id="_x0000_i1102" style="width:0;height:1.5pt" o:hralign="center" o:hrstd="t" o:hr="t" fillcolor="#a0a0a0" stroked="f"/>
+          <v:rect id="_x0000_i1082" style="width:0;height:1.5pt" o:hralign="center" o:hrstd="t" o:hr="t" fillcolor="#a0a0a0" stroked="f"/>
         </w:pict>
       </w:r>
     </w:p>
@@ -7363,7 +7396,7 @@
           <w14:ligatures w14:val="none"/>
         </w:rPr>
         <w:pict w14:anchorId="7B9F9BF7">
-          <v:rect id="_x0000_i1103" style="width:0;height:1.5pt" o:hralign="center" o:hrstd="t" o:hr="t" fillcolor="#a0a0a0" stroked="f"/>
+          <v:rect id="_x0000_i1083" style="width:0;height:1.5pt" o:hralign="center" o:hrstd="t" o:hr="t" fillcolor="#a0a0a0" stroked="f"/>
         </w:pict>
       </w:r>
     </w:p>
@@ -7810,7 +7843,7 @@
           <w14:ligatures w14:val="none"/>
         </w:rPr>
         <w:pict w14:anchorId="352F4F43">
-          <v:rect id="_x0000_i1104" style="width:0;height:1.5pt" o:hralign="center" o:hrstd="t" o:hr="t" fillcolor="#a0a0a0" stroked="f"/>
+          <v:rect id="_x0000_i1084" style="width:0;height:1.5pt" o:hralign="center" o:hrstd="t" o:hr="t" fillcolor="#a0a0a0" stroked="f"/>
         </w:pict>
       </w:r>
     </w:p>
@@ -8170,7 +8203,7 @@
           <w14:ligatures w14:val="none"/>
         </w:rPr>
         <w:pict w14:anchorId="730092FB">
-          <v:rect id="_x0000_i1105" style="width:0;height:1.5pt" o:hralign="center" o:hrstd="t" o:hr="t" fillcolor="#a0a0a0" stroked="f"/>
+          <v:rect id="_x0000_i1085" style="width:0;height:1.5pt" o:hralign="center" o:hrstd="t" o:hr="t" fillcolor="#a0a0a0" stroked="f"/>
         </w:pict>
       </w:r>
     </w:p>
@@ -8609,7 +8642,7 @@
           <w14:ligatures w14:val="none"/>
         </w:rPr>
         <w:pict w14:anchorId="7813989F">
-          <v:rect id="_x0000_i1106" style="width:0;height:1.5pt" o:hralign="center" o:hrstd="t" o:hr="t" fillcolor="#a0a0a0" stroked="f"/>
+          <v:rect id="_x0000_i1086" style="width:0;height:1.5pt" o:hralign="center" o:hrstd="t" o:hr="t" fillcolor="#a0a0a0" stroked="f"/>
         </w:pict>
       </w:r>
     </w:p>
@@ -8960,7 +8993,7 @@
           <w14:ligatures w14:val="none"/>
         </w:rPr>
         <w:pict w14:anchorId="22D30C44">
-          <v:rect id="_x0000_i1107" style="width:0;height:1.5pt" o:hralign="center" o:hrstd="t" o:hr="t" fillcolor="#a0a0a0" stroked="f"/>
+          <v:rect id="_x0000_i1087" style="width:0;height:1.5pt" o:hralign="center" o:hrstd="t" o:hr="t" fillcolor="#a0a0a0" stroked="f"/>
         </w:pict>
       </w:r>
     </w:p>
@@ -9155,7 +9188,7 @@
           <w14:ligatures w14:val="none"/>
         </w:rPr>
         <w:pict w14:anchorId="158A53F6">
-          <v:rect id="_x0000_i1108" style="width:0;height:1.5pt" o:hralign="center" o:hrstd="t" o:hr="t" fillcolor="#a0a0a0" stroked="f"/>
+          <v:rect id="_x0000_i1088" style="width:0;height:1.5pt" o:hralign="center" o:hrstd="t" o:hr="t" fillcolor="#a0a0a0" stroked="f"/>
         </w:pict>
       </w:r>
     </w:p>
@@ -9322,7 +9355,7 @@
           <w14:ligatures w14:val="none"/>
         </w:rPr>
         <w:pict w14:anchorId="76C3D43D">
-          <v:rect id="_x0000_i1109" style="width:0;height:1.5pt" o:hralign="center" o:hrstd="t" o:hr="t" fillcolor="#a0a0a0" stroked="f"/>
+          <v:rect id="_x0000_i1089" style="width:0;height:1.5pt" o:hralign="center" o:hrstd="t" o:hr="t" fillcolor="#a0a0a0" stroked="f"/>
         </w:pict>
       </w:r>
     </w:p>

--- a/exercises/Bài tập tổng hợp 10-15/Đề 2_1.docx
+++ b/exercises/Bài tập tổng hợp 10-15/Đề 2_1.docx
@@ -1,6 +1,6 @@
 
 <file path=word/document.xml><?xml version="1.0" encoding="utf-8"?>
-<w:document xmlns:wpc="http://schemas.microsoft.com/office/word/2010/wordprocessingCanvas" xmlns:cx="http://schemas.microsoft.com/office/drawing/2014/chartex" xmlns:cx1="http://schemas.microsoft.com/office/drawing/2015/9/8/chartex" xmlns:cx2="http://schemas.microsoft.com/office/drawing/2015/10/21/chartex" xmlns:cx3="http://schemas.microsoft.com/office/drawing/2016/5/9/chartex" xmlns:cx4="http://schemas.microsoft.com/office/drawing/2016/5/10/chartex" xmlns:cx5="http://schemas.microsoft.com/office/drawing/2016/5/11/chartex" xmlns:cx6="http://schemas.microsoft.com/office/drawing/2016/5/12/chartex" xmlns:cx7="http://schemas.microsoft.com/office/drawing/2016/5/13/chartex" xmlns:cx8="http://schemas.microsoft.com/office/drawing/2016/5/14/chartex" xmlns:mc="http://schemas.openxmlformats.org/markup-compatibility/2006" xmlns:aink="http://schemas.microsoft.com/office/drawing/2016/ink" xmlns:am3d="http://schemas.microsoft.com/office/drawing/2017/model3d" xmlns:o="urn:schemas-microsoft-com:office:office" xmlns:oel="http://schemas.microsoft.com/office/2019/extlst" xmlns:r="http://schemas.openxmlformats.org/officeDocument/2006/relationships" xmlns:m="http://schemas.openxmlformats.org/officeDocument/2006/math" xmlns:v="urn:schemas-microsoft-com:vml" xmlns:wp14="http://schemas.microsoft.com/office/word/2010/wordprocessingDrawing" xmlns:wp="http://schemas.openxmlformats.org/drawingml/2006/wordprocessingDrawing" xmlns:w10="urn:schemas-microsoft-com:office:word" xmlns:w="http://schemas.openxmlformats.org/wordprocessingml/2006/main" xmlns:w14="http://schemas.microsoft.com/office/word/2010/wordml" xmlns:w15="http://schemas.microsoft.com/office/word/2012/wordml" xmlns:w16cex="http://schemas.microsoft.com/office/word/2018/wordml/cex" xmlns:w16cid="http://schemas.microsoft.com/office/word/2016/wordml/cid" xmlns:w16="http://schemas.microsoft.com/office/word/2018/wordml" xmlns:w16du="http://schemas.microsoft.com/office/word/2023/wordml/word16du" xmlns:w16sdtdh="http://schemas.microsoft.com/office/word/2020/wordml/sdtdatahash" xmlns:w16sdtfl="http://schemas.microsoft.com/office/word/2024/wordml/sdtformatlock" xmlns:w16se="http://schemas.microsoft.com/office/word/2015/wordml/symex" xmlns:wpg="http://schemas.microsoft.com/office/word/2010/wordprocessingGroup" xmlns:wpi="http://schemas.microsoft.com/office/word/2010/wordprocessingInk" xmlns:wne="http://schemas.microsoft.com/office/word/2006/wordml" xmlns:wps="http://schemas.microsoft.com/office/word/2010/wordprocessingShape" mc:Ignorable="w14 w15 w16se w16cid w16 w16cex w16sdtdh w16sdtfl w16du wp14">
+<w:document xmlns:wpc="http://schemas.microsoft.com/office/word/2010/wordprocessingCanvas" xmlns:cx="http://schemas.microsoft.com/office/drawing/2014/chartex" xmlns:cx1="http://schemas.microsoft.com/office/drawing/2015/9/8/chartex" xmlns:cx2="http://schemas.microsoft.com/office/drawing/2015/10/21/chartex" xmlns:cx3="http://schemas.microsoft.com/office/drawing/2016/5/9/chartex" xmlns:cx4="http://schemas.microsoft.com/office/drawing/2016/5/10/chartex" xmlns:cx5="http://schemas.microsoft.com/office/drawing/2016/5/11/chartex" xmlns:cx6="http://schemas.microsoft.com/office/drawing/2016/5/12/chartex" xmlns:cx7="http://schemas.microsoft.com/office/drawing/2016/5/13/chartex" xmlns:cx8="http://schemas.microsoft.com/office/drawing/2016/5/14/chartex" xmlns:mc="http://schemas.openxmlformats.org/markup-compatibility/2006" xmlns:aink="http://schemas.microsoft.com/office/drawing/2016/ink" xmlns:am3d="http://schemas.microsoft.com/office/drawing/2017/model3d" xmlns:o="urn:schemas-microsoft-com:office:office" xmlns:oel="http://schemas.microsoft.com/office/2019/extlst" xmlns:r="http://schemas.openxmlformats.org/officeDocument/2006/relationships" xmlns:m="http://schemas.openxmlformats.org/officeDocument/2006/math" xmlns:v="urn:schemas-microsoft-com:vml" xmlns:wp14="http://schemas.microsoft.com/office/word/2010/wordprocessingDrawing" xmlns:wp="http://schemas.openxmlformats.org/drawingml/2006/wordprocessingDrawing" xmlns:w10="urn:schemas-microsoft-com:office:word" xmlns:w="http://schemas.openxmlformats.org/wordprocessingml/2006/main" xmlns:w14="http://schemas.microsoft.com/office/word/2010/wordml" xmlns:w15="http://schemas.microsoft.com/office/word/2012/wordml" xmlns:w16cei="http://schemas.microsoft.com/office/word/2026/wordml/cei" xmlns:w16cex="http://schemas.microsoft.com/office/word/2018/wordml/cex" xmlns:w16cid="http://schemas.microsoft.com/office/word/2016/wordml/cid" xmlns:w16="http://schemas.microsoft.com/office/word/2018/wordml" xmlns:w16du="http://schemas.microsoft.com/office/word/2023/wordml/word16du" xmlns:w16sdtdh="http://schemas.microsoft.com/office/word/2020/wordml/sdtdatahash" xmlns:w16sdtfl="http://schemas.microsoft.com/office/word/2024/wordml/sdtformatlock" xmlns:w16se="http://schemas.microsoft.com/office/word/2015/wordml/symex" xmlns:wpg="http://schemas.microsoft.com/office/word/2010/wordprocessingGroup" xmlns:wpi="http://schemas.microsoft.com/office/word/2010/wordprocessingInk" xmlns:wne="http://schemas.microsoft.com/office/word/2006/wordml" xmlns:wps="http://schemas.microsoft.com/office/word/2010/wordprocessingShape" mc:Ignorable="w14 w15 w16se w16cid w16 w16cex w16sdtdh w16sdtfl w16du wp14">
   <w:body>
     <w:p>
       <w:pPr>
@@ -239,37 +239,46 @@
       <w:r>
         <w:rPr>
           <w:rFonts w:ascii="Times New Roman" w:eastAsia="Times New Roman" w:hAnsi="Times New Roman" w:cs="Times New Roman"/>
+          <w:color w:val="0D0D0D" w:themeColor="text1" w:themeTint="F2"/>
+          <w:kern w:val="0"/>
+          <w14:ligatures w14:val="none"/>
+        </w:rPr>
+        <w:t>A</w:t>
+      </w:r>
+      <w:r>
+        <w:rPr>
+          <w:rFonts w:ascii="Times New Roman" w:eastAsia="Times New Roman" w:hAnsi="Times New Roman" w:cs="Times New Roman"/>
+          <w:kern w:val="0"/>
+          <w14:ligatures w14:val="none"/>
+        </w:rPr>
+        <w:t>. have</w:t>
+      </w:r>
+    </w:p>
+    <w:p>
+      <w:pPr>
+        <w:spacing w:before="100" w:beforeAutospacing="1" w:after="100" w:afterAutospacing="1" w:line="240" w:lineRule="auto"/>
+        <w:rPr>
+          <w:rFonts w:ascii="Times New Roman" w:eastAsia="Times New Roman" w:hAnsi="Times New Roman" w:cs="Times New Roman"/>
+          <w:kern w:val="0"/>
+          <w14:ligatures w14:val="none"/>
+        </w:rPr>
+      </w:pPr>
+      <w:r>
+        <w:rPr>
+          <w:rFonts w:ascii="Times New Roman" w:eastAsia="Times New Roman" w:hAnsi="Times New Roman" w:cs="Times New Roman"/>
           <w:color w:val="EE0000"/>
           <w:kern w:val="0"/>
           <w14:ligatures w14:val="none"/>
         </w:rPr>
-        <w:t>A</w:t>
-      </w:r>
-      <w:r>
-        <w:rPr>
-          <w:rFonts w:ascii="Times New Roman" w:eastAsia="Times New Roman" w:hAnsi="Times New Roman" w:cs="Times New Roman"/>
-          <w:kern w:val="0"/>
-          <w14:ligatures w14:val="none"/>
-        </w:rPr>
-        <w:t>. have</w:t>
-      </w:r>
-    </w:p>
-    <w:p>
-      <w:pPr>
-        <w:spacing w:before="100" w:beforeAutospacing="1" w:after="100" w:afterAutospacing="1" w:line="240" w:lineRule="auto"/>
-        <w:rPr>
-          <w:rFonts w:ascii="Times New Roman" w:eastAsia="Times New Roman" w:hAnsi="Times New Roman" w:cs="Times New Roman"/>
-          <w:kern w:val="0"/>
-          <w14:ligatures w14:val="none"/>
-        </w:rPr>
-      </w:pPr>
-      <w:r>
-        <w:rPr>
-          <w:rFonts w:ascii="Times New Roman" w:eastAsia="Times New Roman" w:hAnsi="Times New Roman" w:cs="Times New Roman"/>
-          <w:kern w:val="0"/>
-          <w14:ligatures w14:val="none"/>
-        </w:rPr>
-        <w:t>B. has</w:t>
+        <w:t>B</w:t>
+      </w:r>
+      <w:r>
+        <w:rPr>
+          <w:rFonts w:ascii="Times New Roman" w:eastAsia="Times New Roman" w:hAnsi="Times New Roman" w:cs="Times New Roman"/>
+          <w:kern w:val="0"/>
+          <w14:ligatures w14:val="none"/>
+        </w:rPr>
+        <w:t>. has</w:t>
       </w:r>
     </w:p>
     <w:p>
@@ -9371,7 +9380,7 @@
 </file>
 
 <file path=word/endnotes.xml><?xml version="1.0" encoding="utf-8"?>
-<w:endnotes xmlns:wpc="http://schemas.microsoft.com/office/word/2010/wordprocessingCanvas" xmlns:cx="http://schemas.microsoft.com/office/drawing/2014/chartex" xmlns:cx1="http://schemas.microsoft.com/office/drawing/2015/9/8/chartex" xmlns:cx2="http://schemas.microsoft.com/office/drawing/2015/10/21/chartex" xmlns:cx3="http://schemas.microsoft.com/office/drawing/2016/5/9/chartex" xmlns:cx4="http://schemas.microsoft.com/office/drawing/2016/5/10/chartex" xmlns:cx5="http://schemas.microsoft.com/office/drawing/2016/5/11/chartex" xmlns:cx6="http://schemas.microsoft.com/office/drawing/2016/5/12/chartex" xmlns:cx7="http://schemas.microsoft.com/office/drawing/2016/5/13/chartex" xmlns:cx8="http://schemas.microsoft.com/office/drawing/2016/5/14/chartex" xmlns:mc="http://schemas.openxmlformats.org/markup-compatibility/2006" xmlns:aink="http://schemas.microsoft.com/office/drawing/2016/ink" xmlns:am3d="http://schemas.microsoft.com/office/drawing/2017/model3d" xmlns:o="urn:schemas-microsoft-com:office:office" xmlns:oel="http://schemas.microsoft.com/office/2019/extlst" xmlns:r="http://schemas.openxmlformats.org/officeDocument/2006/relationships" xmlns:m="http://schemas.openxmlformats.org/officeDocument/2006/math" xmlns:v="urn:schemas-microsoft-com:vml" xmlns:wp14="http://schemas.microsoft.com/office/word/2010/wordprocessingDrawing" xmlns:wp="http://schemas.openxmlformats.org/drawingml/2006/wordprocessingDrawing" xmlns:w10="urn:schemas-microsoft-com:office:word" xmlns:w="http://schemas.openxmlformats.org/wordprocessingml/2006/main" xmlns:w14="http://schemas.microsoft.com/office/word/2010/wordml" xmlns:w15="http://schemas.microsoft.com/office/word/2012/wordml" xmlns:w16cex="http://schemas.microsoft.com/office/word/2018/wordml/cex" xmlns:w16cid="http://schemas.microsoft.com/office/word/2016/wordml/cid" xmlns:w16="http://schemas.microsoft.com/office/word/2018/wordml" xmlns:w16du="http://schemas.microsoft.com/office/word/2023/wordml/word16du" xmlns:w16sdtdh="http://schemas.microsoft.com/office/word/2020/wordml/sdtdatahash" xmlns:w16sdtfl="http://schemas.microsoft.com/office/word/2024/wordml/sdtformatlock" xmlns:w16se="http://schemas.microsoft.com/office/word/2015/wordml/symex" xmlns:wpg="http://schemas.microsoft.com/office/word/2010/wordprocessingGroup" xmlns:wpi="http://schemas.microsoft.com/office/word/2010/wordprocessingInk" xmlns:wne="http://schemas.microsoft.com/office/word/2006/wordml" xmlns:wps="http://schemas.microsoft.com/office/word/2010/wordprocessingShape" mc:Ignorable="w14 w15 w16se w16cid w16 w16cex w16sdtdh w16sdtfl w16du wp14">
+<w:endnotes xmlns:wpc="http://schemas.microsoft.com/office/word/2010/wordprocessingCanvas" xmlns:cx="http://schemas.microsoft.com/office/drawing/2014/chartex" xmlns:cx1="http://schemas.microsoft.com/office/drawing/2015/9/8/chartex" xmlns:cx2="http://schemas.microsoft.com/office/drawing/2015/10/21/chartex" xmlns:cx3="http://schemas.microsoft.com/office/drawing/2016/5/9/chartex" xmlns:cx4="http://schemas.microsoft.com/office/drawing/2016/5/10/chartex" xmlns:cx5="http://schemas.microsoft.com/office/drawing/2016/5/11/chartex" xmlns:cx6="http://schemas.microsoft.com/office/drawing/2016/5/12/chartex" xmlns:cx7="http://schemas.microsoft.com/office/drawing/2016/5/13/chartex" xmlns:cx8="http://schemas.microsoft.com/office/drawing/2016/5/14/chartex" xmlns:mc="http://schemas.openxmlformats.org/markup-compatibility/2006" xmlns:aink="http://schemas.microsoft.com/office/drawing/2016/ink" xmlns:am3d="http://schemas.microsoft.com/office/drawing/2017/model3d" xmlns:o="urn:schemas-microsoft-com:office:office" xmlns:oel="http://schemas.microsoft.com/office/2019/extlst" xmlns:r="http://schemas.openxmlformats.org/officeDocument/2006/relationships" xmlns:m="http://schemas.openxmlformats.org/officeDocument/2006/math" xmlns:v="urn:schemas-microsoft-com:vml" xmlns:wp14="http://schemas.microsoft.com/office/word/2010/wordprocessingDrawing" xmlns:wp="http://schemas.openxmlformats.org/drawingml/2006/wordprocessingDrawing" xmlns:w10="urn:schemas-microsoft-com:office:word" xmlns:w="http://schemas.openxmlformats.org/wordprocessingml/2006/main" xmlns:w14="http://schemas.microsoft.com/office/word/2010/wordml" xmlns:w15="http://schemas.microsoft.com/office/word/2012/wordml" xmlns:w16cei="http://schemas.microsoft.com/office/word/2026/wordml/cei" xmlns:w16cex="http://schemas.microsoft.com/office/word/2018/wordml/cex" xmlns:w16cid="http://schemas.microsoft.com/office/word/2016/wordml/cid" xmlns:w16="http://schemas.microsoft.com/office/word/2018/wordml" xmlns:w16du="http://schemas.microsoft.com/office/word/2023/wordml/word16du" xmlns:w16sdtdh="http://schemas.microsoft.com/office/word/2020/wordml/sdtdatahash" xmlns:w16sdtfl="http://schemas.microsoft.com/office/word/2024/wordml/sdtformatlock" xmlns:w16se="http://schemas.microsoft.com/office/word/2015/wordml/symex" xmlns:wpg="http://schemas.microsoft.com/office/word/2010/wordprocessingGroup" xmlns:wpi="http://schemas.microsoft.com/office/word/2010/wordprocessingInk" xmlns:wne="http://schemas.microsoft.com/office/word/2006/wordml" xmlns:wps="http://schemas.microsoft.com/office/word/2010/wordprocessingShape" mc:Ignorable="w14 w15 w16se w16cid w16 w16cex w16sdtdh w16sdtfl w16du wp14">
   <w:endnote w:type="separator" w:id="-1">
     <w:p>
       <w:pPr>
@@ -9396,7 +9405,7 @@
 </file>
 
 <file path=word/footnotes.xml><?xml version="1.0" encoding="utf-8"?>
-<w:footnotes xmlns:wpc="http://schemas.microsoft.com/office/word/2010/wordprocessingCanvas" xmlns:cx="http://schemas.microsoft.com/office/drawing/2014/chartex" xmlns:cx1="http://schemas.microsoft.com/office/drawing/2015/9/8/chartex" xmlns:cx2="http://schemas.microsoft.com/office/drawing/2015/10/21/chartex" xmlns:cx3="http://schemas.microsoft.com/office/drawing/2016/5/9/chartex" xmlns:cx4="http://schemas.microsoft.com/office/drawing/2016/5/10/chartex" xmlns:cx5="http://schemas.microsoft.com/office/drawing/2016/5/11/chartex" xmlns:cx6="http://schemas.microsoft.com/office/drawing/2016/5/12/chartex" xmlns:cx7="http://schemas.microsoft.com/office/drawing/2016/5/13/chartex" xmlns:cx8="http://schemas.microsoft.com/office/drawing/2016/5/14/chartex" xmlns:mc="http://schemas.openxmlformats.org/markup-compatibility/2006" xmlns:aink="http://schemas.microsoft.com/office/drawing/2016/ink" xmlns:am3d="http://schemas.microsoft.com/office/drawing/2017/model3d" xmlns:o="urn:schemas-microsoft-com:office:office" xmlns:oel="http://schemas.microsoft.com/office/2019/extlst" xmlns:r="http://schemas.openxmlformats.org/officeDocument/2006/relationships" xmlns:m="http://schemas.openxmlformats.org/officeDocument/2006/math" xmlns:v="urn:schemas-microsoft-com:vml" xmlns:wp14="http://schemas.microsoft.com/office/word/2010/wordprocessingDrawing" xmlns:wp="http://schemas.openxmlformats.org/drawingml/2006/wordprocessingDrawing" xmlns:w10="urn:schemas-microsoft-com:office:word" xmlns:w="http://schemas.openxmlformats.org/wordprocessingml/2006/main" xmlns:w14="http://schemas.microsoft.com/office/word/2010/wordml" xmlns:w15="http://schemas.microsoft.com/office/word/2012/wordml" xmlns:w16cex="http://schemas.microsoft.com/office/word/2018/wordml/cex" xmlns:w16cid="http://schemas.microsoft.com/office/word/2016/wordml/cid" xmlns:w16="http://schemas.microsoft.com/office/word/2018/wordml" xmlns:w16du="http://schemas.microsoft.com/office/word/2023/wordml/word16du" xmlns:w16sdtdh="http://schemas.microsoft.com/office/word/2020/wordml/sdtdatahash" xmlns:w16sdtfl="http://schemas.microsoft.com/office/word/2024/wordml/sdtformatlock" xmlns:w16se="http://schemas.microsoft.com/office/word/2015/wordml/symex" xmlns:wpg="http://schemas.microsoft.com/office/word/2010/wordprocessingGroup" xmlns:wpi="http://schemas.microsoft.com/office/word/2010/wordprocessingInk" xmlns:wne="http://schemas.microsoft.com/office/word/2006/wordml" xmlns:wps="http://schemas.microsoft.com/office/word/2010/wordprocessingShape" mc:Ignorable="w14 w15 w16se w16cid w16 w16cex w16sdtdh w16sdtfl w16du wp14">
+<w:footnotes xmlns:wpc="http://schemas.microsoft.com/office/word/2010/wordprocessingCanvas" xmlns:cx="http://schemas.microsoft.com/office/drawing/2014/chartex" xmlns:cx1="http://schemas.microsoft.com/office/drawing/2015/9/8/chartex" xmlns:cx2="http://schemas.microsoft.com/office/drawing/2015/10/21/chartex" xmlns:cx3="http://schemas.microsoft.com/office/drawing/2016/5/9/chartex" xmlns:cx4="http://schemas.microsoft.com/office/drawing/2016/5/10/chartex" xmlns:cx5="http://schemas.microsoft.com/office/drawing/2016/5/11/chartex" xmlns:cx6="http://schemas.microsoft.com/office/drawing/2016/5/12/chartex" xmlns:cx7="http://schemas.microsoft.com/office/drawing/2016/5/13/chartex" xmlns:cx8="http://schemas.microsoft.com/office/drawing/2016/5/14/chartex" xmlns:mc="http://schemas.openxmlformats.org/markup-compatibility/2006" xmlns:aink="http://schemas.microsoft.com/office/drawing/2016/ink" xmlns:am3d="http://schemas.microsoft.com/office/drawing/2017/model3d" xmlns:o="urn:schemas-microsoft-com:office:office" xmlns:oel="http://schemas.microsoft.com/office/2019/extlst" xmlns:r="http://schemas.openxmlformats.org/officeDocument/2006/relationships" xmlns:m="http://schemas.openxmlformats.org/officeDocument/2006/math" xmlns:v="urn:schemas-microsoft-com:vml" xmlns:wp14="http://schemas.microsoft.com/office/word/2010/wordprocessingDrawing" xmlns:wp="http://schemas.openxmlformats.org/drawingml/2006/wordprocessingDrawing" xmlns:w10="urn:schemas-microsoft-com:office:word" xmlns:w="http://schemas.openxmlformats.org/wordprocessingml/2006/main" xmlns:w14="http://schemas.microsoft.com/office/word/2010/wordml" xmlns:w15="http://schemas.microsoft.com/office/word/2012/wordml" xmlns:w16cei="http://schemas.microsoft.com/office/word/2026/wordml/cei" xmlns:w16cex="http://schemas.microsoft.com/office/word/2018/wordml/cex" xmlns:w16cid="http://schemas.microsoft.com/office/word/2016/wordml/cid" xmlns:w16="http://schemas.microsoft.com/office/word/2018/wordml" xmlns:w16du="http://schemas.microsoft.com/office/word/2023/wordml/word16du" xmlns:w16sdtdh="http://schemas.microsoft.com/office/word/2020/wordml/sdtdatahash" xmlns:w16sdtfl="http://schemas.microsoft.com/office/word/2024/wordml/sdtformatlock" xmlns:w16se="http://schemas.microsoft.com/office/word/2015/wordml/symex" xmlns:wpg="http://schemas.microsoft.com/office/word/2010/wordprocessingGroup" xmlns:wpi="http://schemas.microsoft.com/office/word/2010/wordprocessingInk" xmlns:wne="http://schemas.microsoft.com/office/word/2006/wordml" xmlns:wps="http://schemas.microsoft.com/office/word/2010/wordprocessingShape" mc:Ignorable="w14 w15 w16se w16cid w16 w16cex w16sdtdh w16sdtfl w16du wp14">
   <w:footnote w:type="separator" w:id="-1">
     <w:p>
       <w:pPr>
@@ -9421,7 +9430,7 @@
 </file>
 
 <file path=word/numbering.xml><?xml version="1.0" encoding="utf-8"?>
-<w:numbering xmlns:wpc="http://schemas.microsoft.com/office/word/2010/wordprocessingCanvas" xmlns:cx="http://schemas.microsoft.com/office/drawing/2014/chartex" xmlns:cx1="http://schemas.microsoft.com/office/drawing/2015/9/8/chartex" xmlns:cx2="http://schemas.microsoft.com/office/drawing/2015/10/21/chartex" xmlns:cx3="http://schemas.microsoft.com/office/drawing/2016/5/9/chartex" xmlns:cx4="http://schemas.microsoft.com/office/drawing/2016/5/10/chartex" xmlns:cx5="http://schemas.microsoft.com/office/drawing/2016/5/11/chartex" xmlns:cx6="http://schemas.microsoft.com/office/drawing/2016/5/12/chartex" xmlns:cx7="http://schemas.microsoft.com/office/drawing/2016/5/13/chartex" xmlns:cx8="http://schemas.microsoft.com/office/drawing/2016/5/14/chartex" xmlns:mc="http://schemas.openxmlformats.org/markup-compatibility/2006" xmlns:aink="http://schemas.microsoft.com/office/drawing/2016/ink" xmlns:am3d="http://schemas.microsoft.com/office/drawing/2017/model3d" xmlns:o="urn:schemas-microsoft-com:office:office" xmlns:oel="http://schemas.microsoft.com/office/2019/extlst" xmlns:r="http://schemas.openxmlformats.org/officeDocument/2006/relationships" xmlns:m="http://schemas.openxmlformats.org/officeDocument/2006/math" xmlns:v="urn:schemas-microsoft-com:vml" xmlns:wp14="http://schemas.microsoft.com/office/word/2010/wordprocessingDrawing" xmlns:wp="http://schemas.openxmlformats.org/drawingml/2006/wordprocessingDrawing" xmlns:w10="urn:schemas-microsoft-com:office:word" xmlns:w="http://schemas.openxmlformats.org/wordprocessingml/2006/main" xmlns:w14="http://schemas.microsoft.com/office/word/2010/wordml" xmlns:w15="http://schemas.microsoft.com/office/word/2012/wordml" xmlns:w16cex="http://schemas.microsoft.com/office/word/2018/wordml/cex" xmlns:w16cid="http://schemas.microsoft.com/office/word/2016/wordml/cid" xmlns:w16="http://schemas.microsoft.com/office/word/2018/wordml" xmlns:w16du="http://schemas.microsoft.com/office/word/2023/wordml/word16du" xmlns:w16sdtdh="http://schemas.microsoft.com/office/word/2020/wordml/sdtdatahash" xmlns:w16sdtfl="http://schemas.microsoft.com/office/word/2024/wordml/sdtformatlock" xmlns:w16se="http://schemas.microsoft.com/office/word/2015/wordml/symex" xmlns:wpg="http://schemas.microsoft.com/office/word/2010/wordprocessingGroup" xmlns:wpi="http://schemas.microsoft.com/office/word/2010/wordprocessingInk" xmlns:wne="http://schemas.microsoft.com/office/word/2006/wordml" xmlns:wps="http://schemas.microsoft.com/office/word/2010/wordprocessingShape" mc:Ignorable="w14 w15 w16se w16cid w16 w16cex w16sdtdh w16sdtfl w16du wp14">
+<w:numbering xmlns:wpc="http://schemas.microsoft.com/office/word/2010/wordprocessingCanvas" xmlns:cx="http://schemas.microsoft.com/office/drawing/2014/chartex" xmlns:cx1="http://schemas.microsoft.com/office/drawing/2015/9/8/chartex" xmlns:cx2="http://schemas.microsoft.com/office/drawing/2015/10/21/chartex" xmlns:cx3="http://schemas.microsoft.com/office/drawing/2016/5/9/chartex" xmlns:cx4="http://schemas.microsoft.com/office/drawing/2016/5/10/chartex" xmlns:cx5="http://schemas.microsoft.com/office/drawing/2016/5/11/chartex" xmlns:cx6="http://schemas.microsoft.com/office/drawing/2016/5/12/chartex" xmlns:cx7="http://schemas.microsoft.com/office/drawing/2016/5/13/chartex" xmlns:cx8="http://schemas.microsoft.com/office/drawing/2016/5/14/chartex" xmlns:mc="http://schemas.openxmlformats.org/markup-compatibility/2006" xmlns:aink="http://schemas.microsoft.com/office/drawing/2016/ink" xmlns:am3d="http://schemas.microsoft.com/office/drawing/2017/model3d" xmlns:o="urn:schemas-microsoft-com:office:office" xmlns:oel="http://schemas.microsoft.com/office/2019/extlst" xmlns:r="http://schemas.openxmlformats.org/officeDocument/2006/relationships" xmlns:m="http://schemas.openxmlformats.org/officeDocument/2006/math" xmlns:v="urn:schemas-microsoft-com:vml" xmlns:wp14="http://schemas.microsoft.com/office/word/2010/wordprocessingDrawing" xmlns:wp="http://schemas.openxmlformats.org/drawingml/2006/wordprocessingDrawing" xmlns:w10="urn:schemas-microsoft-com:office:word" xmlns:w="http://schemas.openxmlformats.org/wordprocessingml/2006/main" xmlns:w14="http://schemas.microsoft.com/office/word/2010/wordml" xmlns:w15="http://schemas.microsoft.com/office/word/2012/wordml" xmlns:w16cei="http://schemas.microsoft.com/office/word/2026/wordml/cei" xmlns:w16cex="http://schemas.microsoft.com/office/word/2018/wordml/cex" xmlns:w16cid="http://schemas.microsoft.com/office/word/2016/wordml/cid" xmlns:w16="http://schemas.microsoft.com/office/word/2018/wordml" xmlns:w16du="http://schemas.microsoft.com/office/word/2023/wordml/word16du" xmlns:w16sdtdh="http://schemas.microsoft.com/office/word/2020/wordml/sdtdatahash" xmlns:w16sdtfl="http://schemas.microsoft.com/office/word/2024/wordml/sdtformatlock" xmlns:w16se="http://schemas.microsoft.com/office/word/2015/wordml/symex" xmlns:wpg="http://schemas.microsoft.com/office/word/2010/wordprocessingGroup" xmlns:wpi="http://schemas.microsoft.com/office/word/2010/wordprocessingInk" xmlns:wne="http://schemas.microsoft.com/office/word/2006/wordml" xmlns:wps="http://schemas.microsoft.com/office/word/2010/wordprocessingShape" mc:Ignorable="w14 w15 w16se w16cid w16 w16cex w16sdtdh w16sdtfl w16du wp14">
   <w:abstractNum w:abstractNumId="0" w15:restartNumberingAfterBreak="0">
     <w:nsid w:val="01E56E7C"/>
     <w:multiLevelType w:val="multilevel"/>
